--- a/zaini_case_audit_output/outputs/word/documents/088_مذكرة نقض؟.docx
+++ b/zaini_case_audit_output/outputs/word/documents/088_مذكرة نقض؟.docx
@@ -70,14 +70,13 @@
     <w:p/>
     <w:p>
       <w:pPr>
+        <w:pStyle w:val="Heading2"/>
         <w:jc w:val="right"/>
         <w:bidi/>
       </w:pPr>
       <w:r>
-        <w:rPr>
-          <w:b w:val="0"/>
-          <w:i w:val="0"/>
-        </w:rPr>
+        <w:t>[نص الضبط / الحكم — المتن الفعلي] ===</w:t>
+        <w:br/>
         <w:t>أولاً: ملخص الوقائع</w:t>
       </w:r>
     </w:p>

--- a/zaini_case_audit_output/outputs/word/documents/088_مذكرة نقض؟.docx
+++ b/zaini_case_audit_output/outputs/word/documents/088_مذكرة نقض؟.docx
@@ -75,7 +75,7 @@
         <w:bidi/>
       </w:pPr>
       <w:r>
-        <w:t>[نص الضبط / الحكم — المتن الفعلي] ===</w:t>
+        <w:t>[المتن الفعلي: الوقائع / الأسباب / المنطوق] ===</w:t>
         <w:br/>
         <w:t>أولاً: ملخص الوقائع</w:t>
       </w:r>
@@ -489,27 +489,25 @@
     </w:p>
     <w:p>
       <w:pPr>
+        <w:pStyle w:val="Heading2"/>
         <w:jc w:val="right"/>
         <w:bidi/>
       </w:pPr>
       <w:r>
-        <w:rPr>
-          <w:b w:val="0"/>
-          <w:i w:val="0"/>
-        </w:rPr>
+        <w:t>[الطلبات / المرفقات] ===</w:t>
+        <w:br/>
         <w:t>لذا، وبالله التوفيق، نطلب من عدالة المحكمة العليا:</w:t>
       </w:r>
     </w:p>
     <w:p>
       <w:pPr>
+        <w:pStyle w:val="Heading2"/>
         <w:jc w:val="right"/>
         <w:bidi/>
       </w:pPr>
       <w:r>
-        <w:rPr>
-          <w:b w:val="0"/>
-          <w:i w:val="0"/>
-        </w:rPr>
+        <w:t>[المتن الفعلي: الوقائع / الأسباب / المنطوق] ===</w:t>
+        <w:br/>
         <w:t>أولاً: قبول الطعن شكلاً.</w:t>
       </w:r>
     </w:p>

--- a/zaini_case_audit_output/outputs/word/documents/088_مذكرة نقض؟.docx
+++ b/zaini_case_audit_output/outputs/word/documents/088_مذكرة نقض؟.docx
@@ -51,20 +51,6 @@
           <w:i/>
         </w:rPr>
         <w:t>[مخرج آلي / Script Output - سماوي]  [مخرج آلي يحتاج مراجعة بشرية - وردي]</w:t>
-      </w:r>
-    </w:p>
-    <w:p>
-      <w:pPr>
-        <w:jc w:val="right"/>
-        <w:bidi/>
-      </w:pPr>
-      <w:r>
-        <w:rPr>
-          <w:b w:val="0"/>
-          <w:i/>
-          <w:color w:val="C00000"/>
-        </w:rPr>
-        <w:t>[نص ممسوح OCR صُحِّح ترتيبه آلياً — قد يحتوي أخطاء طفيفة]</w:t>
       </w:r>
     </w:p>
     <w:p/>
@@ -129,7 +115,7 @@
           <w:b w:val="0"/>
           <w:i w:val="0"/>
         </w:rPr>
-        <w:t>(٢٦ ،٢٥ ناتداملا) ةيمسرلا تاررحملا ةيجحو تابثإلا ماظن ماكحأل مكحلا ةفلاخم :لوألا ببسلا</w:t>
+        <w:t>السبب الأول: مخالفة الحكم لأحكام نظام الإثبات وحجية المحررات الرسمية (المادتان ٢٥، ٢٦)</w:t>
       </w:r>
     </w:p>
     <w:p>
@@ -168,7 +154,7 @@
           <w:b w:val="0"/>
           <w:i w:val="0"/>
         </w:rPr>
-        <w:t>(١٧ ةداملا) يئاضقلا رارقإلا ةيجح رادهإ :يناثلا ببسلا</w:t>
+        <w:t>السبب الثاني: إهدار حجية الإقرار القضائي (المادة ١٧)</w:t>
       </w:r>
     </w:p>
     <w:p>
@@ -233,7 +219,7 @@
           <w:b w:val="0"/>
           <w:i w:val="0"/>
         </w:rPr>
-        <w:t>(٢٠٠ ةداملا نم ب ةرقفلا) هرفاوتو رذعتلا طرش :ثلاثلا ببسلا</w:t>
+        <w:t>السبب الثالث: شرط التعذر وتوافره (الفقرة ب من المادة ٢٠٠)</w:t>
       </w:r>
     </w:p>
     <w:p>
@@ -272,7 +258,7 @@
           <w:b w:val="0"/>
           <w:i w:val="0"/>
         </w:rPr>
-        <w:t>(٨٦ ةداملا) ذيفنتلا مكح فييكت يف أطخلا :عبارلا ببسلا</w:t>
+        <w:t>السبب الرابع: الخطأ في تكييف حكم التنفيذ (المادة ٨٦)</w:t>
       </w:r>
     </w:p>
     <w:p>
@@ -311,7 +297,7 @@
           <w:b w:val="0"/>
           <w:i w:val="0"/>
         </w:rPr>
-        <w:t>يضقملا رمألا ةيجحل حلصلا مكح ةفلاخم :سماخلا ببسلا</w:t>
+        <w:t>السبب الخامس: مخالفة حكم الصلح لحجية الأمر المقضي</w:t>
       </w:r>
     </w:p>
     <w:p>
@@ -337,7 +323,7 @@
           <w:b w:val="0"/>
           <w:i w:val="0"/>
         </w:rPr>
-        <w:t>.يضقملا رمألا ةيجحل ةحيرص ةفلاخم دعي امم ،ًاددجم هدض نوعطملا ىوعد يف ةمكحملا ترظن دقف ،مزلملا يئاضقلا رارقإلا اذه مغرو</w:t>
+        <w:t>ورغم هذا الإقرار القضائي الملزم، فقد نظرت المحكمة في دعوى المطعون ضده مجدداً، مما يعد مخالفة صريحة لحجية الأمر المقضي.</w:t>
       </w:r>
     </w:p>
     <w:p>
@@ -350,7 +336,7 @@
           <w:b w:val="0"/>
           <w:i w:val="0"/>
         </w:rPr>
-        <w:t>(ـه ةرقفلا) مكحلا بابسأ يف يرهوجلا ضقانتلا :سداسلا ببسلا</w:t>
+        <w:t>السبب السادس: التناقض الجوهري في أسباب الحكم (الفقرة هـ)</w:t>
       </w:r>
     </w:p>
     <w:p>
@@ -376,7 +362,7 @@
           <w:b w:val="0"/>
           <w:i w:val="0"/>
         </w:rPr>
-        <w:t>ةلازغ وبأ مييقت نم نعاطلا فقوم صوصخب :لوألا ضقانتلا</w:t>
+        <w:t>التناقض الأول: بخصوص موقف الطاعن من تقييم أبو غزالة</w:t>
         <w:br/>
         <w:t>نسبت المحكمة للطاعن أنه "قبل ورضي" بتقييم مكتب أبو غزالة، مع أن الثابت في حكم الصلح والتخارج أنه اعترض على هذا التقييم، ولم يتم التخارج والصلح إلا بقيمة مختلفة تماماً. هذا التناقض بين ما نسبته المحكمة للطاعن وبين الثابت في الأوراق يشكل خطأً جوهرياً في فهم الوقائع.</w:t>
       </w:r>
@@ -391,7 +377,7 @@
           <w:b w:val="0"/>
           <w:i w:val="0"/>
         </w:rPr>
-        <w:t>ًانامز برقألا مييقتلاب ذخألا صوصخب :يناثلا ضقانتلا</w:t>
+        <w:t>التناقض الثاني: بخصوص الأخذ بالتقييم الأقرب زماناً</w:t>
         <w:br/>
         <w:t>قالت المحكمة إنها أخذت بالتقييم الأقرب زماناً لانتقال الحصص، ثم تجاهلت أن التقييم الأقرب هو الوارد في العقد نفسه بين الأطراف، وأخذت بتقييم آخر أحدث. هذا التناقض في المنهجية التي اتبعتها المحكمة يجعل حكمها غير متسق مع أسسه التي بني عليها.</w:t>
       </w:r>
@@ -406,7 +392,7 @@
           <w:b w:val="0"/>
           <w:i w:val="0"/>
         </w:rPr>
-        <w:t>ةيلعفلا جراختلا ةميق صوصخب :ثلاثلا ضقانتلا</w:t>
+        <w:t>التناقض الثالث: بخصوص قيمة التخارج الفعلية</w:t>
       </w:r>
     </w:p>
     <w:p>
@@ -419,7 +405,7 @@
           <w:b w:val="0"/>
           <w:i w:val="0"/>
         </w:rPr>
-        <w:t>.تامازتلالا ردصم يه ةرحلا فارطألا ةدارإ نأل ،تامييقت نم هلبق ام خسني فارطألا نيب قحاللا قافتالاو ،هقيثوت درجمب ةعطاق ةيجح بستكيو ،ةمزلملا دوقعلا ىوقأ نم جراختلاو حلصلا دقع نأ يماظنلاو يعرشلا لصألاو .ًامامت فلتخم رخآ مييقتب تذخأو ،لدعلا بتاكو ةراجتلا ةرازو مامأ تذفنو فارطألا قافتاب تمت يتلا ةيلعفلا جراختلا ةميق ةمكحملا تلهاجت</w:t>
+        <w:t>تجاهلت المحكمة قيمة التخارج الفعلية التي تمت باتفاق الأطراف ونفذت أمام وزارة التجارة وكاتب العدل، وأخذت بتقييم آخر مختلف تماماً. والأصل الشرعي والنظامي أن عقد الصلح والتخارج من أقوى العقود الملزمة، ويكتسب حجية قاطعة بمجرد توثيقه، والاتفاق اللاحق بين الأطراف ينسخ ما قبله من تقييمات، لأن إرادة الأطراف الحرة هي مصدر الالتزامات.</w:t>
       </w:r>
     </w:p>
     <w:p>
@@ -445,7 +431,7 @@
           <w:b w:val="0"/>
           <w:i w:val="0"/>
         </w:rPr>
-        <w:t>(ز ةرقفلا) ًاحيحص ًاليثمت ةيناثلا اهدض نوعطملا ليثمت مدع :عباسلا ببسلا</w:t>
+        <w:t>السبب السابع: عدم تمثيل المطعون ضدها الثانية تمثيلاً صحيحاً (الفقرة ز)</w:t>
       </w:r>
     </w:p>
     <w:p>
@@ -476,6 +462,18 @@
     </w:p>
     <w:p>
       <w:pPr>
+        <w:pStyle w:val="Heading2"/>
+        <w:jc w:val="right"/>
+        <w:bidi/>
+      </w:pPr>
+      <w:r>
+        <w:t>[الطلبات / المرفقات] ===</w:t>
+        <w:br/>
+        <w:t>ثالثا: الطلبات</w:t>
+      </w:r>
+    </w:p>
+    <w:p>
+      <w:pPr>
         <w:jc w:val="right"/>
         <w:bidi/>
       </w:pPr>
@@ -484,18 +482,6 @@
           <w:b w:val="0"/>
           <w:i w:val="0"/>
         </w:rPr>
-        <w:t>تابلطلا :اثلاث</w:t>
-      </w:r>
-    </w:p>
-    <w:p>
-      <w:pPr>
-        <w:pStyle w:val="Heading2"/>
-        <w:jc w:val="right"/>
-        <w:bidi/>
-      </w:pPr>
-      <w:r>
-        <w:t>[الطلبات / المرفقات] ===</w:t>
-        <w:br/>
         <w:t>لذا، وبالله التوفيق، نطلب من عدالة المحكمة العليا:</w:t>
       </w:r>
     </w:p>
@@ -534,7 +520,7 @@
           <w:b w:val="0"/>
           <w:i w:val="0"/>
         </w:rPr>
-        <w:t>.نعطلا اذه يف ةدراولا ةيماظنلا بابسألا رابتعالا نيعب ذخألا عم ،ىرخأ ةرئاد مامأ ًاددجم اهرظنل فانئتسالا ةمكحم ىلإ ةيضقلا ةداعإ :ًاثلاث</w:t>
+        <w:t>ثالثاً: إعادة القضية إلى محكمة الاستئناف لنظرها مجدداً أمام دائرة أخرى، مع الأخذ بعين الاعتبار الأسباب النظامية الواردة في هذا الطعن.</w:t>
       </w:r>
     </w:p>
     <w:sectPr>

--- a/zaini_case_audit_output/outputs/word/documents/088_مذكرة نقض؟.docx
+++ b/zaini_case_audit_output/outputs/word/documents/088_مذكرة نقض؟.docx
@@ -51,6 +51,20 @@
           <w:i/>
         </w:rPr>
         <w:t>[مخرج آلي / Script Output - سماوي]  [مخرج آلي يحتاج مراجعة بشرية - وردي]</w:t>
+      </w:r>
+    </w:p>
+    <w:p>
+      <w:pPr>
+        <w:jc w:val="right"/>
+        <w:bidi/>
+      </w:pPr>
+      <w:r>
+        <w:rPr>
+          <w:b w:val="0"/>
+          <w:i/>
+          <w:color w:val="C00000"/>
+        </w:rPr>
+        <w:t>[نص ممسوح OCR صُحِّح ترتيبه آلياً — قد يحتوي أخطاء طفيفة]</w:t>
       </w:r>
     </w:p>
     <w:p/>
@@ -377,7 +391,7 @@
           <w:b w:val="0"/>
           <w:i w:val="0"/>
         </w:rPr>
-        <w:t>التناقض الثاني: بخصوص الأخذ بالتقييم الأقرب زماناً</w:t>
+        <w:t>ًانامز برقألا مييقتلاب ذخألا صوصخب :يناثلا ضقانتلا</w:t>
         <w:br/>
         <w:t>قالت المحكمة إنها أخذت بالتقييم الأقرب زماناً لانتقال الحصص، ثم تجاهلت أن التقييم الأقرب هو الوارد في العقد نفسه بين الأطراف، وأخذت بتقييم آخر أحدث. هذا التناقض في المنهجية التي اتبعتها المحكمة يجعل حكمها غير متسق مع أسسه التي بني عليها.</w:t>
       </w:r>
@@ -431,7 +445,7 @@
           <w:b w:val="0"/>
           <w:i w:val="0"/>
         </w:rPr>
-        <w:t>السبب السابع: عدم تمثيل المطعون ضدها الثانية تمثيلاً صحيحاً (الفقرة ز)</w:t>
+        <w:t>(ز ةرقفلا) ًاحيحص ًاليثمت ةيناثلا اهدض نوعطملا ليثمت مدع :عباسلا ببسلا</w:t>
       </w:r>
     </w:p>
     <w:p>
